--- a/documentation/docs.docx
+++ b/documentation/docs.docx
@@ -218,7 +218,7 @@
     </w:p>
     <w:p>
       <w:pPr>
-        <w:pStyle w:val="ListParagraph"/>
+        <w:pStyle w:val="Liststycke"/>
         <w:numPr>
           <w:ilvl w:val="0"/>
           <w:numId w:val="4"/>
@@ -250,7 +250,7 @@
     </w:p>
     <w:p>
       <w:pPr>
-        <w:pStyle w:val="ListParagraph"/>
+        <w:pStyle w:val="Liststycke"/>
         <w:numPr>
           <w:ilvl w:val="0"/>
           <w:numId w:val="6"/>
@@ -270,7 +270,7 @@
       <w:hyperlink r:id="rId5" w:history="1">
         <w:r>
           <w:rPr>
-            <w:rStyle w:val="Hyperlink"/>
+            <w:rStyle w:val="Hyperlnk"/>
             <w:lang w:val="en-US"/>
           </w:rPr>
           <w:t>https://github.com/victorezeilo/image-processing/releases</w:t>
@@ -293,7 +293,7 @@
     </w:p>
     <w:p>
       <w:pPr>
-        <w:pStyle w:val="ListParagraph"/>
+        <w:pStyle w:val="Liststycke"/>
         <w:numPr>
           <w:ilvl w:val="0"/>
           <w:numId w:val="6"/>
@@ -325,7 +325,7 @@
     </w:p>
     <w:p>
       <w:pPr>
-        <w:pStyle w:val="ListParagraph"/>
+        <w:pStyle w:val="Liststycke"/>
         <w:ind w:left="1080"/>
         <w:rPr>
           <w:sz w:val="36"/>
@@ -392,7 +392,7 @@
     </w:p>
     <w:p>
       <w:pPr>
-        <w:pStyle w:val="ListParagraph"/>
+        <w:pStyle w:val="Liststycke"/>
         <w:numPr>
           <w:ilvl w:val="0"/>
           <w:numId w:val="6"/>
@@ -412,7 +412,7 @@
     </w:p>
     <w:p>
       <w:pPr>
-        <w:pStyle w:val="ListParagraph"/>
+        <w:pStyle w:val="Liststycke"/>
         <w:rPr>
           <w:sz w:val="36"/>
           <w:szCs w:val="36"/>
@@ -422,7 +422,7 @@
     </w:p>
     <w:p>
       <w:pPr>
-        <w:pStyle w:val="ListParagraph"/>
+        <w:pStyle w:val="Liststycke"/>
         <w:numPr>
           <w:ilvl w:val="0"/>
           <w:numId w:val="4"/>
@@ -510,7 +510,7 @@
     </w:p>
     <w:p>
       <w:pPr>
-        <w:pStyle w:val="ListParagraph"/>
+        <w:pStyle w:val="Liststycke"/>
         <w:rPr>
           <w:lang w:val="en-US"/>
         </w:rPr>
@@ -572,7 +572,7 @@
     </w:p>
     <w:p>
       <w:pPr>
-        <w:pStyle w:val="ListParagraph"/>
+        <w:pStyle w:val="Liststycke"/>
         <w:rPr>
           <w:lang w:val="en-US"/>
         </w:rPr>
@@ -580,7 +580,7 @@
     </w:p>
     <w:p>
       <w:pPr>
-        <w:pStyle w:val="ListParagraph"/>
+        <w:pStyle w:val="Liststycke"/>
         <w:numPr>
           <w:ilvl w:val="0"/>
           <w:numId w:val="4"/>
@@ -598,7 +598,7 @@
     </w:p>
     <w:p>
       <w:pPr>
-        <w:pStyle w:val="ListParagraph"/>
+        <w:pStyle w:val="Liststycke"/>
         <w:rPr>
           <w:lang w:val="en-US"/>
         </w:rPr>
@@ -606,7 +606,7 @@
     </w:p>
     <w:p>
       <w:pPr>
-        <w:pStyle w:val="ListParagraph"/>
+        <w:pStyle w:val="Liststycke"/>
         <w:numPr>
           <w:ilvl w:val="0"/>
           <w:numId w:val="6"/>
@@ -624,16 +624,20 @@
     </w:p>
     <w:p>
       <w:pPr>
-        <w:pStyle w:val="ListParagraph"/>
+        <w:pStyle w:val="Liststycke"/>
         <w:ind w:left="1080"/>
         <w:rPr>
           <w:color w:val="A02B93" w:themeColor="accent5"/>
+          <w:sz w:val="22"/>
+          <w:szCs w:val="22"/>
           <w:lang w:val="en-US"/>
         </w:rPr>
       </w:pPr>
       <w:r>
         <w:rPr>
           <w:color w:val="A02B93" w:themeColor="accent5"/>
+          <w:sz w:val="22"/>
+          <w:szCs w:val="22"/>
           <w:lang w:val="en-US"/>
         </w:rPr>
         <w:lastRenderedPageBreak/>
@@ -642,6 +646,8 @@
       <w:r>
         <w:rPr>
           <w:color w:val="A02B93" w:themeColor="accent5"/>
+          <w:sz w:val="22"/>
+          <w:szCs w:val="22"/>
           <w:lang w:val="en-US"/>
         </w:rPr>
         <w:t>eye</w:t>
@@ -649,6 +655,8 @@
       <w:r>
         <w:rPr>
           <w:color w:val="A02B93" w:themeColor="accent5"/>
+          <w:sz w:val="22"/>
+          <w:szCs w:val="22"/>
           <w:lang w:val="en-US"/>
         </w:rPr>
         <w:t xml:space="preserve">.exe convert --source test.jpg --destination test_converted.png --format </w:t>
@@ -657,6 +665,8 @@
       <w:r>
         <w:rPr>
           <w:color w:val="A02B93" w:themeColor="accent5"/>
+          <w:sz w:val="22"/>
+          <w:szCs w:val="22"/>
           <w:lang w:val="en-US"/>
         </w:rPr>
         <w:t>png</w:t>
@@ -665,6 +675,8 @@
       <w:r>
         <w:rPr>
           <w:color w:val="A02B93" w:themeColor="accent5"/>
+          <w:sz w:val="22"/>
+          <w:szCs w:val="22"/>
           <w:lang w:val="en-US"/>
         </w:rPr>
         <w:t xml:space="preserve"> --compression medium</w:t>
@@ -672,7 +684,7 @@
     </w:p>
     <w:p>
       <w:pPr>
-        <w:pStyle w:val="ListParagraph"/>
+        <w:pStyle w:val="Liststycke"/>
         <w:ind w:left="1080"/>
         <w:rPr>
           <w:lang w:val="en-US"/>
@@ -722,7 +734,7 @@
     </w:p>
     <w:p>
       <w:pPr>
-        <w:pStyle w:val="ListParagraph"/>
+        <w:pStyle w:val="Liststycke"/>
         <w:ind w:left="1080"/>
         <w:rPr>
           <w:lang w:val="en-US"/>
@@ -731,7 +743,7 @@
     </w:p>
     <w:p>
       <w:pPr>
-        <w:pStyle w:val="ListParagraph"/>
+        <w:pStyle w:val="Liststycke"/>
         <w:ind w:left="1080"/>
         <w:rPr>
           <w:color w:val="000000" w:themeColor="text1"/>
@@ -770,7 +782,7 @@
     </w:p>
     <w:p>
       <w:pPr>
-        <w:pStyle w:val="ListParagraph"/>
+        <w:pStyle w:val="Liststycke"/>
         <w:ind w:left="1080"/>
         <w:rPr>
           <w:lang w:val="en-US"/>
@@ -833,7 +845,7 @@
     </w:p>
     <w:p>
       <w:pPr>
-        <w:pStyle w:val="ListParagraph"/>
+        <w:pStyle w:val="Liststycke"/>
         <w:numPr>
           <w:ilvl w:val="0"/>
           <w:numId w:val="6"/>
@@ -852,16 +864,20 @@
     </w:p>
     <w:p>
       <w:pPr>
-        <w:pStyle w:val="ListParagraph"/>
+        <w:pStyle w:val="Liststycke"/>
         <w:ind w:left="1080"/>
         <w:rPr>
           <w:color w:val="A02B93" w:themeColor="accent5"/>
+          <w:sz w:val="20"/>
+          <w:szCs w:val="20"/>
           <w:lang w:val="en-US"/>
         </w:rPr>
       </w:pPr>
       <w:r>
         <w:rPr>
           <w:color w:val="A02B93" w:themeColor="accent5"/>
+          <w:sz w:val="22"/>
+          <w:szCs w:val="22"/>
           <w:lang w:val="en-US"/>
         </w:rPr>
         <w:t>.\\</w:t>
@@ -869,6 +885,8 @@
       <w:r>
         <w:rPr>
           <w:color w:val="A02B93" w:themeColor="accent5"/>
+          <w:sz w:val="22"/>
+          <w:szCs w:val="22"/>
           <w:lang w:val="en-US"/>
         </w:rPr>
         <w:t>eye</w:t>
@@ -876,6 +894,8 @@
       <w:r>
         <w:rPr>
           <w:color w:val="A02B93" w:themeColor="accent5"/>
+          <w:sz w:val="22"/>
+          <w:szCs w:val="22"/>
           <w:lang w:val="en-US"/>
         </w:rPr>
         <w:t>.exe resize --source test.jpg --destination test_resized.jpg --height 1080 --width 1920</w:t>
@@ -883,9 +903,39 @@
     </w:p>
     <w:p>
       <w:pPr>
-        <w:pStyle w:val="ListParagraph"/>
+        <w:pStyle w:val="Liststycke"/>
         <w:ind w:left="1080"/>
         <w:rPr>
+          <w:lang w:val="en-US"/>
+        </w:rPr>
+      </w:pPr>
+      <w:r>
+        <w:rPr>
+          <w:lang w:val="en-US"/>
+        </w:rPr>
+        <w:t>You should then have a file called “</w:t>
+      </w:r>
+      <w:r>
+        <w:rPr>
+          <w:lang w:val="en-US"/>
+        </w:rPr>
+        <w:t>test_resized.jpg</w:t>
+      </w:r>
+      <w:r>
+        <w:rPr>
+          <w:lang w:val="en-US"/>
+        </w:rPr>
+        <w:t>” that is 1920 x 1080 pixels.</w:t>
+      </w:r>
+    </w:p>
+    <w:p>
+      <w:pPr>
+        <w:pStyle w:val="Liststycke"/>
+        <w:numPr>
+          <w:ilvl w:val="0"/>
+          <w:numId w:val="6"/>
+        </w:numPr>
+        <w:rPr>
           <w:color w:val="A02B93" w:themeColor="accent5"/>
           <w:lang w:val="en-US"/>
         </w:rPr>
@@ -894,19 +944,49 @@
         <w:rPr>
           <w:lang w:val="en-US"/>
         </w:rPr>
-        <w:t>You should then have a file called “</w:t>
-      </w:r>
-      <w:r>
-        <w:rPr>
-          <w:lang w:val="en-US"/>
-        </w:rPr>
-        <w:t>test_resized.jpg</w:t>
-      </w:r>
-      <w:r>
-        <w:rPr>
-          <w:lang w:val="en-US"/>
-        </w:rPr>
-        <w:t>” that is 1920 x 1080 pixels.</w:t>
+        <w:t>Also, just type</w:t>
+      </w:r>
+      <w:r>
+        <w:rPr>
+          <w:lang w:val="en-US"/>
+        </w:rPr>
+        <w:t xml:space="preserve">: </w:t>
+      </w:r>
+    </w:p>
+    <w:p>
+      <w:pPr>
+        <w:pStyle w:val="Liststycke"/>
+        <w:ind w:left="1080"/>
+        <w:rPr>
+          <w:color w:val="A02B93" w:themeColor="accent5"/>
+          <w:sz w:val="22"/>
+          <w:szCs w:val="22"/>
+          <w:lang w:val="en-US"/>
+        </w:rPr>
+      </w:pPr>
+      <w:r>
+        <w:rPr>
+          <w:color w:val="A02B93" w:themeColor="accent5"/>
+          <w:sz w:val="22"/>
+          <w:szCs w:val="22"/>
+          <w:lang w:val="en-US"/>
+        </w:rPr>
+        <w:t>.\\eye.exe</w:t>
+      </w:r>
+    </w:p>
+    <w:p>
+      <w:pPr>
+        <w:pStyle w:val="Liststycke"/>
+        <w:ind w:left="1080"/>
+        <w:rPr>
+          <w:lang w:val="en-US"/>
+        </w:rPr>
+      </w:pPr>
+      <w:r>
+        <w:rPr>
+          <w:lang w:val="en-US"/>
+        </w:rPr>
+        <w:t>To go into the interactive menu mode.</w:t>
       </w:r>
     </w:p>
     <w:sectPr>
@@ -2069,11 +2149,11 @@
     <w:name w:val="Normal"/>
     <w:qFormat/>
   </w:style>
-  <w:style w:type="paragraph" w:styleId="Heading1">
+  <w:style w:type="paragraph" w:styleId="Rubrik1">
     <w:name w:val="heading 1"/>
     <w:basedOn w:val="Normal"/>
     <w:next w:val="Normal"/>
-    <w:link w:val="Heading1Char"/>
+    <w:link w:val="Rubrik1Char"/>
     <w:uiPriority w:val="9"/>
     <w:qFormat/>
     <w:rsid w:val="008A3843"/>
@@ -2090,11 +2170,11 @@
       <w:szCs w:val="40"/>
     </w:rPr>
   </w:style>
-  <w:style w:type="paragraph" w:styleId="Heading2">
+  <w:style w:type="paragraph" w:styleId="Rubrik2">
     <w:name w:val="heading 2"/>
     <w:basedOn w:val="Normal"/>
     <w:next w:val="Normal"/>
-    <w:link w:val="Heading2Char"/>
+    <w:link w:val="Rubrik2Char"/>
     <w:uiPriority w:val="9"/>
     <w:semiHidden/>
     <w:unhideWhenUsed/>
@@ -2113,11 +2193,11 @@
       <w:szCs w:val="32"/>
     </w:rPr>
   </w:style>
-  <w:style w:type="paragraph" w:styleId="Heading3">
+  <w:style w:type="paragraph" w:styleId="Rubrik3">
     <w:name w:val="heading 3"/>
     <w:basedOn w:val="Normal"/>
     <w:next w:val="Normal"/>
-    <w:link w:val="Heading3Char"/>
+    <w:link w:val="Rubrik3Char"/>
     <w:uiPriority w:val="9"/>
     <w:semiHidden/>
     <w:unhideWhenUsed/>
@@ -2136,11 +2216,11 @@
       <w:szCs w:val="28"/>
     </w:rPr>
   </w:style>
-  <w:style w:type="paragraph" w:styleId="Heading4">
+  <w:style w:type="paragraph" w:styleId="Rubrik4">
     <w:name w:val="heading 4"/>
     <w:basedOn w:val="Normal"/>
     <w:next w:val="Normal"/>
-    <w:link w:val="Heading4Char"/>
+    <w:link w:val="Rubrik4Char"/>
     <w:uiPriority w:val="9"/>
     <w:semiHidden/>
     <w:unhideWhenUsed/>
@@ -2159,11 +2239,11 @@
       <w:color w:val="0F4761" w:themeColor="accent1" w:themeShade="BF"/>
     </w:rPr>
   </w:style>
-  <w:style w:type="paragraph" w:styleId="Heading5">
+  <w:style w:type="paragraph" w:styleId="Rubrik5">
     <w:name w:val="heading 5"/>
     <w:basedOn w:val="Normal"/>
     <w:next w:val="Normal"/>
-    <w:link w:val="Heading5Char"/>
+    <w:link w:val="Rubrik5Char"/>
     <w:uiPriority w:val="9"/>
     <w:semiHidden/>
     <w:unhideWhenUsed/>
@@ -2180,11 +2260,11 @@
       <w:color w:val="0F4761" w:themeColor="accent1" w:themeShade="BF"/>
     </w:rPr>
   </w:style>
-  <w:style w:type="paragraph" w:styleId="Heading6">
+  <w:style w:type="paragraph" w:styleId="Rubrik6">
     <w:name w:val="heading 6"/>
     <w:basedOn w:val="Normal"/>
     <w:next w:val="Normal"/>
-    <w:link w:val="Heading6Char"/>
+    <w:link w:val="Rubrik6Char"/>
     <w:uiPriority w:val="9"/>
     <w:semiHidden/>
     <w:unhideWhenUsed/>
@@ -2203,11 +2283,11 @@
       <w:color w:val="595959" w:themeColor="text1" w:themeTint="A6"/>
     </w:rPr>
   </w:style>
-  <w:style w:type="paragraph" w:styleId="Heading7">
+  <w:style w:type="paragraph" w:styleId="Rubrik7">
     <w:name w:val="heading 7"/>
     <w:basedOn w:val="Normal"/>
     <w:next w:val="Normal"/>
-    <w:link w:val="Heading7Char"/>
+    <w:link w:val="Rubrik7Char"/>
     <w:uiPriority w:val="9"/>
     <w:semiHidden/>
     <w:unhideWhenUsed/>
@@ -2224,11 +2304,11 @@
       <w:color w:val="595959" w:themeColor="text1" w:themeTint="A6"/>
     </w:rPr>
   </w:style>
-  <w:style w:type="paragraph" w:styleId="Heading8">
+  <w:style w:type="paragraph" w:styleId="Rubrik8">
     <w:name w:val="heading 8"/>
     <w:basedOn w:val="Normal"/>
     <w:next w:val="Normal"/>
-    <w:link w:val="Heading8Char"/>
+    <w:link w:val="Rubrik8Char"/>
     <w:uiPriority w:val="9"/>
     <w:semiHidden/>
     <w:unhideWhenUsed/>
@@ -2247,11 +2327,11 @@
       <w:color w:val="272727" w:themeColor="text1" w:themeTint="D8"/>
     </w:rPr>
   </w:style>
-  <w:style w:type="paragraph" w:styleId="Heading9">
+  <w:style w:type="paragraph" w:styleId="Rubrik9">
     <w:name w:val="heading 9"/>
     <w:basedOn w:val="Normal"/>
     <w:next w:val="Normal"/>
-    <w:link w:val="Heading9Char"/>
+    <w:link w:val="Rubrik9Char"/>
     <w:uiPriority w:val="9"/>
     <w:semiHidden/>
     <w:unhideWhenUsed/>
@@ -2268,13 +2348,13 @@
       <w:color w:val="272727" w:themeColor="text1" w:themeTint="D8"/>
     </w:rPr>
   </w:style>
-  <w:style w:type="character" w:default="1" w:styleId="DefaultParagraphFont">
+  <w:style w:type="character" w:default="1" w:styleId="Standardstycketeckensnitt">
     <w:name w:val="Default Paragraph Font"/>
     <w:uiPriority w:val="1"/>
     <w:semiHidden/>
     <w:unhideWhenUsed/>
   </w:style>
-  <w:style w:type="table" w:default="1" w:styleId="TableNormal">
+  <w:style w:type="table" w:default="1" w:styleId="Normaltabell">
     <w:name w:val="Normal Table"/>
     <w:uiPriority w:val="99"/>
     <w:semiHidden/>
@@ -2289,16 +2369,16 @@
       </w:tblCellMar>
     </w:tblPr>
   </w:style>
-  <w:style w:type="numbering" w:default="1" w:styleId="NoList">
+  <w:style w:type="numbering" w:default="1" w:styleId="Ingenlista">
     <w:name w:val="No List"/>
     <w:uiPriority w:val="99"/>
     <w:semiHidden/>
     <w:unhideWhenUsed/>
   </w:style>
-  <w:style w:type="character" w:customStyle="1" w:styleId="Heading1Char">
-    <w:name w:val="Heading 1 Char"/>
-    <w:basedOn w:val="DefaultParagraphFont"/>
-    <w:link w:val="Heading1"/>
+  <w:style w:type="character" w:customStyle="1" w:styleId="Rubrik1Char">
+    <w:name w:val="Rubrik 1 Char"/>
+    <w:basedOn w:val="Standardstycketeckensnitt"/>
+    <w:link w:val="Rubrik1"/>
     <w:uiPriority w:val="9"/>
     <w:rsid w:val="008A3843"/>
     <w:rPr>
@@ -2308,10 +2388,10 @@
       <w:szCs w:val="40"/>
     </w:rPr>
   </w:style>
-  <w:style w:type="character" w:customStyle="1" w:styleId="Heading2Char">
-    <w:name w:val="Heading 2 Char"/>
-    <w:basedOn w:val="DefaultParagraphFont"/>
-    <w:link w:val="Heading2"/>
+  <w:style w:type="character" w:customStyle="1" w:styleId="Rubrik2Char">
+    <w:name w:val="Rubrik 2 Char"/>
+    <w:basedOn w:val="Standardstycketeckensnitt"/>
+    <w:link w:val="Rubrik2"/>
     <w:uiPriority w:val="9"/>
     <w:semiHidden/>
     <w:rsid w:val="008A3843"/>
@@ -2322,10 +2402,10 @@
       <w:szCs w:val="32"/>
     </w:rPr>
   </w:style>
-  <w:style w:type="character" w:customStyle="1" w:styleId="Heading3Char">
-    <w:name w:val="Heading 3 Char"/>
-    <w:basedOn w:val="DefaultParagraphFont"/>
-    <w:link w:val="Heading3"/>
+  <w:style w:type="character" w:customStyle="1" w:styleId="Rubrik3Char">
+    <w:name w:val="Rubrik 3 Char"/>
+    <w:basedOn w:val="Standardstycketeckensnitt"/>
+    <w:link w:val="Rubrik3"/>
     <w:uiPriority w:val="9"/>
     <w:semiHidden/>
     <w:rsid w:val="008A3843"/>
@@ -2336,10 +2416,10 @@
       <w:szCs w:val="28"/>
     </w:rPr>
   </w:style>
-  <w:style w:type="character" w:customStyle="1" w:styleId="Heading4Char">
-    <w:name w:val="Heading 4 Char"/>
-    <w:basedOn w:val="DefaultParagraphFont"/>
-    <w:link w:val="Heading4"/>
+  <w:style w:type="character" w:customStyle="1" w:styleId="Rubrik4Char">
+    <w:name w:val="Rubrik 4 Char"/>
+    <w:basedOn w:val="Standardstycketeckensnitt"/>
+    <w:link w:val="Rubrik4"/>
     <w:uiPriority w:val="9"/>
     <w:semiHidden/>
     <w:rsid w:val="008A3843"/>
@@ -2350,10 +2430,10 @@
       <w:color w:val="0F4761" w:themeColor="accent1" w:themeShade="BF"/>
     </w:rPr>
   </w:style>
-  <w:style w:type="character" w:customStyle="1" w:styleId="Heading5Char">
-    <w:name w:val="Heading 5 Char"/>
-    <w:basedOn w:val="DefaultParagraphFont"/>
-    <w:link w:val="Heading5"/>
+  <w:style w:type="character" w:customStyle="1" w:styleId="Rubrik5Char">
+    <w:name w:val="Rubrik 5 Char"/>
+    <w:basedOn w:val="Standardstycketeckensnitt"/>
+    <w:link w:val="Rubrik5"/>
     <w:uiPriority w:val="9"/>
     <w:semiHidden/>
     <w:rsid w:val="008A3843"/>
@@ -2362,10 +2442,10 @@
       <w:color w:val="0F4761" w:themeColor="accent1" w:themeShade="BF"/>
     </w:rPr>
   </w:style>
-  <w:style w:type="character" w:customStyle="1" w:styleId="Heading6Char">
-    <w:name w:val="Heading 6 Char"/>
-    <w:basedOn w:val="DefaultParagraphFont"/>
-    <w:link w:val="Heading6"/>
+  <w:style w:type="character" w:customStyle="1" w:styleId="Rubrik6Char">
+    <w:name w:val="Rubrik 6 Char"/>
+    <w:basedOn w:val="Standardstycketeckensnitt"/>
+    <w:link w:val="Rubrik6"/>
     <w:uiPriority w:val="9"/>
     <w:semiHidden/>
     <w:rsid w:val="008A3843"/>
@@ -2376,10 +2456,10 @@
       <w:color w:val="595959" w:themeColor="text1" w:themeTint="A6"/>
     </w:rPr>
   </w:style>
-  <w:style w:type="character" w:customStyle="1" w:styleId="Heading7Char">
-    <w:name w:val="Heading 7 Char"/>
-    <w:basedOn w:val="DefaultParagraphFont"/>
-    <w:link w:val="Heading7"/>
+  <w:style w:type="character" w:customStyle="1" w:styleId="Rubrik7Char">
+    <w:name w:val="Rubrik 7 Char"/>
+    <w:basedOn w:val="Standardstycketeckensnitt"/>
+    <w:link w:val="Rubrik7"/>
     <w:uiPriority w:val="9"/>
     <w:semiHidden/>
     <w:rsid w:val="008A3843"/>
@@ -2388,10 +2468,10 @@
       <w:color w:val="595959" w:themeColor="text1" w:themeTint="A6"/>
     </w:rPr>
   </w:style>
-  <w:style w:type="character" w:customStyle="1" w:styleId="Heading8Char">
-    <w:name w:val="Heading 8 Char"/>
-    <w:basedOn w:val="DefaultParagraphFont"/>
-    <w:link w:val="Heading8"/>
+  <w:style w:type="character" w:customStyle="1" w:styleId="Rubrik8Char">
+    <w:name w:val="Rubrik 8 Char"/>
+    <w:basedOn w:val="Standardstycketeckensnitt"/>
+    <w:link w:val="Rubrik8"/>
     <w:uiPriority w:val="9"/>
     <w:semiHidden/>
     <w:rsid w:val="008A3843"/>
@@ -2402,10 +2482,10 @@
       <w:color w:val="272727" w:themeColor="text1" w:themeTint="D8"/>
     </w:rPr>
   </w:style>
-  <w:style w:type="character" w:customStyle="1" w:styleId="Heading9Char">
-    <w:name w:val="Heading 9 Char"/>
-    <w:basedOn w:val="DefaultParagraphFont"/>
-    <w:link w:val="Heading9"/>
+  <w:style w:type="character" w:customStyle="1" w:styleId="Rubrik9Char">
+    <w:name w:val="Rubrik 9 Char"/>
+    <w:basedOn w:val="Standardstycketeckensnitt"/>
+    <w:link w:val="Rubrik9"/>
     <w:uiPriority w:val="9"/>
     <w:semiHidden/>
     <w:rsid w:val="008A3843"/>
@@ -2414,11 +2494,11 @@
       <w:color w:val="272727" w:themeColor="text1" w:themeTint="D8"/>
     </w:rPr>
   </w:style>
-  <w:style w:type="paragraph" w:styleId="Title">
+  <w:style w:type="paragraph" w:styleId="Rubrik">
     <w:name w:val="Title"/>
     <w:basedOn w:val="Normal"/>
     <w:next w:val="Normal"/>
-    <w:link w:val="TitleChar"/>
+    <w:link w:val="RubrikChar"/>
     <w:uiPriority w:val="10"/>
     <w:qFormat/>
     <w:rsid w:val="008A3843"/>
@@ -2434,10 +2514,10 @@
       <w:szCs w:val="56"/>
     </w:rPr>
   </w:style>
-  <w:style w:type="character" w:customStyle="1" w:styleId="TitleChar">
-    <w:name w:val="Title Char"/>
-    <w:basedOn w:val="DefaultParagraphFont"/>
-    <w:link w:val="Title"/>
+  <w:style w:type="character" w:customStyle="1" w:styleId="RubrikChar">
+    <w:name w:val="Rubrik Char"/>
+    <w:basedOn w:val="Standardstycketeckensnitt"/>
+    <w:link w:val="Rubrik"/>
     <w:uiPriority w:val="10"/>
     <w:rsid w:val="008A3843"/>
     <w:rPr>
@@ -2448,11 +2528,11 @@
       <w:szCs w:val="56"/>
     </w:rPr>
   </w:style>
-  <w:style w:type="paragraph" w:styleId="Subtitle">
+  <w:style w:type="paragraph" w:styleId="Underrubrik">
     <w:name w:val="Subtitle"/>
     <w:basedOn w:val="Normal"/>
     <w:next w:val="Normal"/>
-    <w:link w:val="SubtitleChar"/>
+    <w:link w:val="UnderrubrikChar"/>
     <w:uiPriority w:val="11"/>
     <w:qFormat/>
     <w:rsid w:val="008A3843"/>
@@ -2469,10 +2549,10 @@
       <w:szCs w:val="28"/>
     </w:rPr>
   </w:style>
-  <w:style w:type="character" w:customStyle="1" w:styleId="SubtitleChar">
-    <w:name w:val="Subtitle Char"/>
-    <w:basedOn w:val="DefaultParagraphFont"/>
-    <w:link w:val="Subtitle"/>
+  <w:style w:type="character" w:customStyle="1" w:styleId="UnderrubrikChar">
+    <w:name w:val="Underrubrik Char"/>
+    <w:basedOn w:val="Standardstycketeckensnitt"/>
+    <w:link w:val="Underrubrik"/>
     <w:uiPriority w:val="11"/>
     <w:rsid w:val="008A3843"/>
     <w:rPr>
@@ -2483,11 +2563,11 @@
       <w:szCs w:val="28"/>
     </w:rPr>
   </w:style>
-  <w:style w:type="paragraph" w:styleId="Quote">
+  <w:style w:type="paragraph" w:styleId="Citat">
     <w:name w:val="Quote"/>
     <w:basedOn w:val="Normal"/>
     <w:next w:val="Normal"/>
-    <w:link w:val="QuoteChar"/>
+    <w:link w:val="CitatChar"/>
     <w:uiPriority w:val="29"/>
     <w:qFormat/>
     <w:rsid w:val="008A3843"/>
@@ -2501,10 +2581,10 @@
       <w:color w:val="404040" w:themeColor="text1" w:themeTint="BF"/>
     </w:rPr>
   </w:style>
-  <w:style w:type="character" w:customStyle="1" w:styleId="QuoteChar">
-    <w:name w:val="Quote Char"/>
-    <w:basedOn w:val="DefaultParagraphFont"/>
-    <w:link w:val="Quote"/>
+  <w:style w:type="character" w:customStyle="1" w:styleId="CitatChar">
+    <w:name w:val="Citat Char"/>
+    <w:basedOn w:val="Standardstycketeckensnitt"/>
+    <w:link w:val="Citat"/>
     <w:uiPriority w:val="29"/>
     <w:rsid w:val="008A3843"/>
     <w:rPr>
@@ -2513,7 +2593,7 @@
       <w:color w:val="404040" w:themeColor="text1" w:themeTint="BF"/>
     </w:rPr>
   </w:style>
-  <w:style w:type="paragraph" w:styleId="ListParagraph">
+  <w:style w:type="paragraph" w:styleId="Liststycke">
     <w:name w:val="List Paragraph"/>
     <w:basedOn w:val="Normal"/>
     <w:uiPriority w:val="34"/>
@@ -2524,9 +2604,9 @@
       <w:contextualSpacing/>
     </w:pPr>
   </w:style>
-  <w:style w:type="character" w:styleId="IntenseEmphasis">
+  <w:style w:type="character" w:styleId="Starkbetoning">
     <w:name w:val="Intense Emphasis"/>
-    <w:basedOn w:val="DefaultParagraphFont"/>
+    <w:basedOn w:val="Standardstycketeckensnitt"/>
     <w:uiPriority w:val="21"/>
     <w:qFormat/>
     <w:rsid w:val="008A3843"/>
@@ -2536,11 +2616,11 @@
       <w:color w:val="0F4761" w:themeColor="accent1" w:themeShade="BF"/>
     </w:rPr>
   </w:style>
-  <w:style w:type="paragraph" w:styleId="IntenseQuote">
+  <w:style w:type="paragraph" w:styleId="Starktcitat">
     <w:name w:val="Intense Quote"/>
     <w:basedOn w:val="Normal"/>
     <w:next w:val="Normal"/>
-    <w:link w:val="IntenseQuoteChar"/>
+    <w:link w:val="StarktcitatChar"/>
     <w:uiPriority w:val="30"/>
     <w:qFormat/>
     <w:rsid w:val="008A3843"/>
@@ -2559,10 +2639,10 @@
       <w:color w:val="0F4761" w:themeColor="accent1" w:themeShade="BF"/>
     </w:rPr>
   </w:style>
-  <w:style w:type="character" w:customStyle="1" w:styleId="IntenseQuoteChar">
-    <w:name w:val="Intense Quote Char"/>
-    <w:basedOn w:val="DefaultParagraphFont"/>
-    <w:link w:val="IntenseQuote"/>
+  <w:style w:type="character" w:customStyle="1" w:styleId="StarktcitatChar">
+    <w:name w:val="Starkt citat Char"/>
+    <w:basedOn w:val="Standardstycketeckensnitt"/>
+    <w:link w:val="Starktcitat"/>
     <w:uiPriority w:val="30"/>
     <w:rsid w:val="008A3843"/>
     <w:rPr>
@@ -2571,9 +2651,9 @@
       <w:color w:val="0F4761" w:themeColor="accent1" w:themeShade="BF"/>
     </w:rPr>
   </w:style>
-  <w:style w:type="character" w:styleId="IntenseReference">
+  <w:style w:type="character" w:styleId="Starkreferens">
     <w:name w:val="Intense Reference"/>
-    <w:basedOn w:val="DefaultParagraphFont"/>
+    <w:basedOn w:val="Standardstycketeckensnitt"/>
     <w:uiPriority w:val="32"/>
     <w:qFormat/>
     <w:rsid w:val="008A3843"/>
@@ -2585,9 +2665,9 @@
       <w:spacing w:val="5"/>
     </w:rPr>
   </w:style>
-  <w:style w:type="character" w:styleId="Hyperlink">
+  <w:style w:type="character" w:styleId="Hyperlnk">
     <w:name w:val="Hyperlink"/>
-    <w:basedOn w:val="DefaultParagraphFont"/>
+    <w:basedOn w:val="Standardstycketeckensnitt"/>
     <w:uiPriority w:val="99"/>
     <w:unhideWhenUsed/>
     <w:rsid w:val="006C72B9"/>
@@ -2596,9 +2676,9 @@
       <w:u w:val="single"/>
     </w:rPr>
   </w:style>
-  <w:style w:type="character" w:styleId="UnresolvedMention">
+  <w:style w:type="character" w:styleId="Olstomnmnande">
     <w:name w:val="Unresolved Mention"/>
-    <w:basedOn w:val="DefaultParagraphFont"/>
+    <w:basedOn w:val="Standardstycketeckensnitt"/>
     <w:uiPriority w:val="99"/>
     <w:semiHidden/>
     <w:unhideWhenUsed/>
@@ -2608,9 +2688,9 @@
       <w:shd w:val="clear" w:color="auto" w:fill="E1DFDD"/>
     </w:rPr>
   </w:style>
-  <w:style w:type="character" w:styleId="FollowedHyperlink">
+  <w:style w:type="character" w:styleId="AnvndHyperlnk">
     <w:name w:val="FollowedHyperlink"/>
-    <w:basedOn w:val="DefaultParagraphFont"/>
+    <w:basedOn w:val="Standardstycketeckensnitt"/>
     <w:uiPriority w:val="99"/>
     <w:semiHidden/>
     <w:unhideWhenUsed/>
